--- a/Pregrado/Checklist de cierre de curso a satisfaccion.docx
+++ b/Pregrado/Checklist de cierre de curso a satisfaccion.docx
@@ -93,20 +93,6 @@
               <w:t>Corporación Unificada Nacional</w:t>
               <w:br/>
               <w:t>de Educación Superior</w:t>
-            </w:r>
-          </w:p>
-          <w:p>
-            <w:pPr>
-              <w:jc w:val="right"/>
-            </w:pPr>
-            <w:r>
-              <w:rPr>
-                <w:rFonts w:ascii="Calibri" w:hAnsi="Calibri" w:eastAsia="Calibri" w:cs="Calibri"/>
-                <w:b w:val="0"/>
-                <w:color w:val="007433"/>
-                <w:sz w:val="16"/>
-              </w:rPr>
-              <w:t>Pregrado · cierre a satisfacción</w:t>
             </w:r>
           </w:p>
         </w:tc>
@@ -252,7 +238,59 @@
           <w:color w:val="2B2B2B"/>
           <w:sz w:val="22"/>
         </w:rPr>
-        <w:t xml:space="preserve"> Syllabus SIAC de cada asignatura · Art. 52 Reglamento Estudiantil · carga académica 2026 · Manuales del Docente pregrado</w:t>
+        <w:t xml:space="preserve"> </w:t>
+      </w:r>
+      <w:r>
+        <w:rPr>
+          <w:rFonts w:ascii="Calibri" w:hAnsi="Calibri"/>
+          <w:b/>
+          <w:color w:val="2B2B2B"/>
+          <w:sz w:val="22"/>
+        </w:rPr>
+        <w:t>libro de calificaciones de cada aula en CDigital</w:t>
+      </w:r>
+      <w:r>
+        <w:rPr>
+          <w:rFonts w:ascii="Calibri" w:hAnsi="Calibri"/>
+          <w:b w:val="0"/>
+          <w:color w:val="2B2B2B"/>
+          <w:sz w:val="22"/>
+        </w:rPr>
+        <w:t xml:space="preserve"> (auditoría </w:t>
+      </w:r>
+      <w:r>
+        <w:rPr>
+          <w:rFonts w:ascii="Consolas" w:hAnsi="Consolas"/>
+          <w:color w:val="111111"/>
+          <w:sz w:val="21"/>
+        </w:rPr>
+        <w:t>AUDITORIA CDigital 2026-08-10.md</w:t>
+      </w:r>
+      <w:r>
+        <w:rPr>
+          <w:rFonts w:ascii="Calibri" w:hAnsi="Calibri"/>
+          <w:b w:val="0"/>
+          <w:color w:val="2B2B2B"/>
+          <w:sz w:val="22"/>
+        </w:rPr>
+        <w:t xml:space="preserve"> §2 → </w:t>
+      </w:r>
+      <w:r>
+        <w:rPr>
+          <w:rFonts w:ascii="Consolas" w:hAnsi="Consolas"/>
+          <w:color w:val="111111"/>
+          <w:sz w:val="21"/>
+        </w:rPr>
+        <w:t>config/cursos/fechas_entrega_aca.py</w:t>
+      </w:r>
+      <w:r>
+        <w:rPr>
+          <w:rFonts w:ascii="Calibri" w:hAnsi="Calibri"/>
+          <w:b w:val="0"/>
+          <w:color w:val="2B2B2B"/>
+          <w:sz w:val="22"/>
+        </w:rPr>
+        <w:t>) · Art. 52 Reglamento Estudiantil · Syllabus SIAC de cada asignatura · carga académica 2026 · Manuales del Docente pregrado</w:t>
       </w:r>
     </w:p>
     <w:p>
@@ -288,7 +326,7 @@
           <w:color w:val="2B2B2B"/>
           <w:sz w:val="21"/>
         </w:rPr>
-        <w:t xml:space="preserve">. En pregrado la evaluación es por </w:t>
+        <w:t xml:space="preserve">. En los </w:t>
       </w:r>
       <w:r>
         <w:rPr>
@@ -298,7 +336,7 @@
           <w:color w:val="2B2B2B"/>
           <w:sz w:val="21"/>
         </w:rPr>
-        <w:t>cortes</w:t>
+        <w:t>cuatro</w:t>
       </w:r>
       <w:r>
         <w:rPr>
@@ -308,7 +346,7 @@
           <w:color w:val="2B2B2B"/>
           <w:sz w:val="21"/>
         </w:rPr>
-        <w:t xml:space="preserve"> (Art. 52) o corte único (TG3). </w:t>
+        <w:t xml:space="preserve"> cursos de pregrado la evaluación es por </w:t>
       </w:r>
       <w:r>
         <w:rPr>
@@ -318,7 +356,7 @@
           <w:color w:val="2B2B2B"/>
           <w:sz w:val="21"/>
         </w:rPr>
-        <w:t>No</w:t>
+        <w:t>tres cortes 30 / 30 / 40</w:t>
       </w:r>
       <w:r>
         <w:rPr>
@@ -328,7 +366,189 @@
           <w:color w:val="2B2B2B"/>
           <w:sz w:val="21"/>
         </w:rPr>
-        <w:t xml:space="preserve"> se exige autoevaluación/coevaluación con porcentaje propio como en Proyecto I AFI (ESP329 4%+4%), salvo que el syllabus SIAC del curso lo declare explícitamente.</w:t>
+        <w:t xml:space="preserve"> (Art. 52), con </w:t>
+      </w:r>
+      <w:r>
+        <w:rPr>
+          <w:rFonts w:ascii="Calibri" w:hAnsi="Calibri"/>
+          <w:b/>
+          <w:i/>
+          <w:color w:val="2B2B2B"/>
+          <w:sz w:val="21"/>
+        </w:rPr>
+        <w:t>quices, parciales, una ACA Final, autoevaluación y coevaluación</w:t>
+      </w:r>
+      <w:r>
+        <w:rPr>
+          <w:rFonts w:ascii="Calibri" w:hAnsi="Calibri"/>
+          <w:b w:val="0"/>
+          <w:i/>
+          <w:color w:val="2B2B2B"/>
+          <w:sz w:val="21"/>
+        </w:rPr>
+        <w:t xml:space="preserve">. Donde el aula y el Syllabus se contradigan, </w:t>
+      </w:r>
+      <w:r>
+        <w:rPr>
+          <w:rFonts w:ascii="Calibri" w:hAnsi="Calibri"/>
+          <w:b/>
+          <w:i/>
+          <w:color w:val="2B2B2B"/>
+          <w:sz w:val="21"/>
+        </w:rPr>
+        <w:t>manda el aula</w:t>
+      </w:r>
+      <w:r>
+        <w:rPr>
+          <w:rFonts w:ascii="Calibri" w:hAnsi="Calibri"/>
+          <w:b w:val="0"/>
+          <w:i/>
+          <w:color w:val="2B2B2B"/>
+          <w:sz w:val="21"/>
+        </w:rPr>
+        <w:t>.</w:t>
+      </w:r>
+    </w:p>
+    <w:p>
+      <w:pPr>
+        <w:ind w:left="432"/>
+        <w:shd w:val="clear" w:fill="E8F5EC"/>
+      </w:pPr>
+    </w:p>
+    <w:p>
+      <w:pPr>
+        <w:ind w:left="432"/>
+        <w:shd w:val="clear" w:fill="E8F5EC"/>
+      </w:pPr>
+      <w:r>
+        <w:rPr>
+          <w:rFonts w:ascii="Calibri" w:hAnsi="Calibri"/>
+          <w:b w:val="0"/>
+          <w:i/>
+          <w:color w:val="2B2B2B"/>
+          <w:sz w:val="21"/>
+        </w:rPr>
+        <w:t xml:space="preserve">⚠️ </w:t>
+      </w:r>
+      <w:r>
+        <w:rPr>
+          <w:rFonts w:ascii="Calibri" w:hAnsi="Calibri"/>
+          <w:b/>
+          <w:i/>
+          <w:color w:val="2B2B2B"/>
+          <w:sz w:val="21"/>
+        </w:rPr>
+        <w:t>Actualizado el 2026-08-10.</w:t>
+      </w:r>
+      <w:r>
+        <w:rPr>
+          <w:rFonts w:ascii="Calibri" w:hAnsi="Calibri"/>
+          <w:b w:val="0"/>
+          <w:i/>
+          <w:color w:val="2B2B2B"/>
+          <w:sz w:val="21"/>
+        </w:rPr>
+        <w:t xml:space="preserve"> Este checklist afirmaba tres cosas que la auditoría del aula desmintió, y ya </w:t>
+      </w:r>
+      <w:r>
+        <w:rPr>
+          <w:rFonts w:ascii="Calibri" w:hAnsi="Calibri"/>
+          <w:b/>
+          <w:i/>
+          <w:color w:val="2B2B2B"/>
+          <w:sz w:val="21"/>
+        </w:rPr>
+        <w:t>no</w:t>
+      </w:r>
+      <w:r>
+        <w:rPr>
+          <w:rFonts w:ascii="Calibri" w:hAnsi="Calibri"/>
+          <w:b w:val="0"/>
+          <w:i/>
+          <w:color w:val="2B2B2B"/>
+          <w:sz w:val="21"/>
+        </w:rPr>
+        <w:t xml:space="preserve"> aplican: (1) que TG3 fuera de </w:t>
+      </w:r>
+      <w:r>
+        <w:rPr>
+          <w:rFonts w:ascii="Calibri" w:hAnsi="Calibri"/>
+          <w:b/>
+          <w:i/>
+          <w:color w:val="2B2B2B"/>
+          <w:sz w:val="21"/>
+        </w:rPr>
+        <w:t>corte único 100% con EV05 50% + EXAM 50%</w:t>
+      </w:r>
+      <w:r>
+        <w:rPr>
+          <w:rFonts w:ascii="Calibri" w:hAnsi="Calibri"/>
+          <w:b w:val="0"/>
+          <w:i/>
+          <w:color w:val="2B2B2B"/>
+          <w:sz w:val="21"/>
+        </w:rPr>
+        <w:t xml:space="preserve"> — son tres cortes 30/30/40 y esos ítems no existen; (2) que hubiera </w:t>
+      </w:r>
+      <w:r>
+        <w:rPr>
+          <w:rFonts w:ascii="Calibri" w:hAnsi="Calibri"/>
+          <w:b/>
+          <w:i/>
+          <w:color w:val="2B2B2B"/>
+          <w:sz w:val="21"/>
+        </w:rPr>
+        <w:t>una ACA por corte</w:t>
+      </w:r>
+      <w:r>
+        <w:rPr>
+          <w:rFonts w:ascii="Calibri" w:hAnsi="Calibri"/>
+          <w:b w:val="0"/>
+          <w:i/>
+          <w:color w:val="2B2B2B"/>
+          <w:sz w:val="21"/>
+        </w:rPr>
+        <w:t xml:space="preserve"> evaluando el 100% del corte — el desglose real está abajo; (3) que la </w:t>
+      </w:r>
+      <w:r>
+        <w:rPr>
+          <w:rFonts w:ascii="Calibri" w:hAnsi="Calibri"/>
+          <w:b/>
+          <w:i/>
+          <w:color w:val="2B2B2B"/>
+          <w:sz w:val="21"/>
+        </w:rPr>
+        <w:t>autoevaluación y la coevaluación no aplicaran</w:t>
+      </w:r>
+      <w:r>
+        <w:rPr>
+          <w:rFonts w:ascii="Calibri" w:hAnsi="Calibri"/>
+          <w:b w:val="0"/>
+          <w:i/>
+          <w:color w:val="2B2B2B"/>
+          <w:sz w:val="21"/>
+        </w:rPr>
+        <w:t xml:space="preserve"> en pregrado — pesan en las cuatro aulas, y la </w:t>
+      </w:r>
+      <w:r>
+        <w:rPr>
+          <w:rFonts w:ascii="Calibri" w:hAnsi="Calibri"/>
+          <w:b/>
+          <w:i/>
+          <w:color w:val="2B2B2B"/>
+          <w:sz w:val="21"/>
+        </w:rPr>
+        <w:t>coevaluación es un FORO</w:t>
+      </w:r>
+      <w:r>
+        <w:rPr>
+          <w:rFonts w:ascii="Calibri" w:hAnsi="Calibri"/>
+          <w:b w:val="0"/>
+          <w:i/>
+          <w:color w:val="2B2B2B"/>
+          <w:sz w:val="21"/>
+        </w:rPr>
+        <w:t>.</w:t>
       </w:r>
     </w:p>
     <w:p>
@@ -438,7 +658,25 @@
           <w:color w:val="2B2B2B"/>
           <w:sz w:val="22"/>
         </w:rPr>
-        <w:t>[ ] Régimen de evaluación comunicado: cortes Art. 52 (o corte único TG3) — sin inventar % fuera del syllabus.</w:t>
+        <w:t xml:space="preserve">[ ] Régimen de evaluación comunicado: </w:t>
+      </w:r>
+      <w:r>
+        <w:rPr>
+          <w:rFonts w:ascii="Calibri" w:hAnsi="Calibri"/>
+          <w:b/>
+          <w:color w:val="2B2B2B"/>
+          <w:sz w:val="22"/>
+        </w:rPr>
+        <w:t>Art. 52 · tres cortes 30 / 30 / 40</w:t>
+      </w:r>
+      <w:r>
+        <w:rPr>
+          <w:rFonts w:ascii="Calibri" w:hAnsi="Calibri"/>
+          <w:b w:val="0"/>
+          <w:color w:val="2B2B2B"/>
+          <w:sz w:val="22"/>
+        </w:rPr>
+        <w:t>, con el desglose por ítem del libro de calificaciones (§2) — sin inventar % que no esté en el aula.</w:t>
       </w:r>
     </w:p>
     <w:p>
@@ -452,9 +690,889 @@
           <w:color w:val="007433"/>
           <w:sz w:val="32"/>
         </w:rPr>
-        <w:t>2. Evaluación por cortes / ACAs (según cada curso)</w:t>
+        <w:t>2. Evaluación — los ítems que están en el libro de calificaciones</w:t>
       </w:r>
     </w:p>
+    <w:p>
+      <w:r>
+        <w:rPr>
+          <w:rFonts w:ascii="Calibri" w:hAnsi="Calibri"/>
+          <w:b w:val="0"/>
+          <w:color w:val="2B2B2B"/>
+          <w:sz w:val="22"/>
+        </w:rPr>
+        <w:t xml:space="preserve">Los </w:t>
+      </w:r>
+      <w:r>
+        <w:rPr>
+          <w:rFonts w:ascii="Calibri" w:hAnsi="Calibri"/>
+          <w:b/>
+          <w:color w:val="2B2B2B"/>
+          <w:sz w:val="22"/>
+        </w:rPr>
+        <w:t>cuatro</w:t>
+      </w:r>
+      <w:r>
+        <w:rPr>
+          <w:rFonts w:ascii="Calibri" w:hAnsi="Calibri"/>
+          <w:b w:val="0"/>
+          <w:color w:val="2B2B2B"/>
+          <w:sz w:val="22"/>
+        </w:rPr>
+        <w:t xml:space="preserve"> cursos tienen la misma estructura (los pesos del tercer corte cambian en TG3). Verificar </w:t>
+      </w:r>
+      <w:r>
+        <w:rPr>
+          <w:rFonts w:ascii="Calibri" w:hAnsi="Calibri"/>
+          <w:b/>
+          <w:color w:val="2B2B2B"/>
+          <w:sz w:val="22"/>
+        </w:rPr>
+        <w:t>cada ítem</w:t>
+      </w:r>
+      <w:r>
+        <w:rPr>
+          <w:rFonts w:ascii="Calibri" w:hAnsi="Calibri"/>
+          <w:b w:val="0"/>
+          <w:color w:val="2B2B2B"/>
+          <w:sz w:val="22"/>
+        </w:rPr>
+        <w:t>, no solo «el corte».</w:t>
+      </w:r>
+    </w:p>
+    <w:tbl>
+      <w:tblPr>
+        <w:tblStyle w:val="TableGrid"/>
+        <w:tblW w:type="auto" w:w="0"/>
+        <w:tblLook w:firstColumn="1" w:firstRow="1" w:lastColumn="0" w:lastRow="0" w:noHBand="0" w:noVBand="1" w:val="04A0"/>
+      </w:tblPr>
+      <w:tblGrid>
+        <w:gridCol w:w="1958"/>
+        <w:gridCol w:w="1958"/>
+        <w:gridCol w:w="1958"/>
+        <w:gridCol w:w="1958"/>
+        <w:gridCol w:w="1958"/>
+      </w:tblGrid>
+      <w:tr>
+        <w:tc>
+          <w:tcPr>
+            <w:tcW w:type="dxa" w:w="1958"/>
+            <w:shd w:val="clear" w:fill="0C2340"/>
+            <w:shd w:val="clear" w:fill="0C2340"/>
+          </w:tcPr>
+          <w:p>
+            <w:r>
+              <w:rPr>
+                <w:rFonts w:ascii="Calibri" w:hAnsi="Calibri"/>
+                <w:b/>
+                <w:color w:val="FFFFFF"/>
+              </w:rPr>
+            </w:r>
+            <w:r>
+              <w:rPr>
+                <w:rFonts w:ascii="Calibri" w:hAnsi="Calibri"/>
+                <w:b/>
+                <w:color w:val="FFFFFF"/>
+                <w:sz w:val="21"/>
+              </w:rPr>
+              <w:t>Corte</w:t>
+            </w:r>
+          </w:p>
+        </w:tc>
+        <w:tc>
+          <w:tcPr>
+            <w:tcW w:type="dxa" w:w="1958"/>
+            <w:shd w:val="clear" w:fill="0C2340"/>
+            <w:shd w:val="clear" w:fill="0C2340"/>
+          </w:tcPr>
+          <w:p>
+            <w:r>
+              <w:rPr>
+                <w:rFonts w:ascii="Calibri" w:hAnsi="Calibri"/>
+                <w:b/>
+                <w:color w:val="FFFFFF"/>
+              </w:rPr>
+            </w:r>
+            <w:r>
+              <w:rPr>
+                <w:rFonts w:ascii="Calibri" w:hAnsi="Calibri"/>
+                <w:b/>
+                <w:color w:val="FFFFFF"/>
+                <w:sz w:val="21"/>
+              </w:rPr>
+              <w:t>Ítem en el aula</w:t>
+            </w:r>
+          </w:p>
+        </w:tc>
+        <w:tc>
+          <w:tcPr>
+            <w:tcW w:type="dxa" w:w="1958"/>
+            <w:shd w:val="clear" w:fill="0C2340"/>
+            <w:shd w:val="clear" w:fill="0C2340"/>
+          </w:tcPr>
+          <w:p>
+            <w:r>
+              <w:rPr>
+                <w:rFonts w:ascii="Calibri" w:hAnsi="Calibri"/>
+                <w:b/>
+                <w:color w:val="FFFFFF"/>
+              </w:rPr>
+            </w:r>
+            <w:r>
+              <w:rPr>
+                <w:rFonts w:ascii="Calibri" w:hAnsi="Calibri"/>
+                <w:b/>
+                <w:color w:val="FFFFFF"/>
+                <w:sz w:val="21"/>
+              </w:rPr>
+              <w:t>Tipo de actividad</w:t>
+            </w:r>
+          </w:p>
+        </w:tc>
+        <w:tc>
+          <w:tcPr>
+            <w:tcW w:type="dxa" w:w="1958"/>
+            <w:shd w:val="clear" w:fill="0C2340"/>
+            <w:shd w:val="clear" w:fill="0C2340"/>
+          </w:tcPr>
+          <w:p>
+            <w:r>
+              <w:rPr>
+                <w:rFonts w:ascii="Calibri" w:hAnsi="Calibri"/>
+                <w:b/>
+                <w:color w:val="FFFFFF"/>
+              </w:rPr>
+            </w:r>
+            <w:r>
+              <w:rPr>
+                <w:rFonts w:ascii="Calibri" w:hAnsi="Calibri"/>
+                <w:b/>
+                <w:color w:val="FFFFFF"/>
+                <w:sz w:val="21"/>
+              </w:rPr>
+              <w:t>Peso · Creatividad / Investigación / TG2</w:t>
+            </w:r>
+          </w:p>
+        </w:tc>
+        <w:tc>
+          <w:tcPr>
+            <w:tcW w:type="dxa" w:w="1958"/>
+            <w:shd w:val="clear" w:fill="0C2340"/>
+            <w:shd w:val="clear" w:fill="0C2340"/>
+          </w:tcPr>
+          <w:p>
+            <w:r>
+              <w:rPr>
+                <w:rFonts w:ascii="Calibri" w:hAnsi="Calibri"/>
+                <w:b/>
+                <w:color w:val="FFFFFF"/>
+              </w:rPr>
+            </w:r>
+            <w:r>
+              <w:rPr>
+                <w:rFonts w:ascii="Calibri" w:hAnsi="Calibri"/>
+                <w:b/>
+                <w:color w:val="FFFFFF"/>
+                <w:sz w:val="21"/>
+              </w:rPr>
+              <w:t>Peso · TG3</w:t>
+            </w:r>
+          </w:p>
+        </w:tc>
+      </w:tr>
+      <w:tr>
+        <w:tc>
+          <w:tcPr>
+            <w:tcW w:type="dxa" w:w="1958"/>
+          </w:tcPr>
+          <w:p>
+            <w:r/>
+            <w:r>
+              <w:rPr>
+                <w:rFonts w:ascii="Calibri" w:hAnsi="Calibri"/>
+                <w:b/>
+                <w:color w:val="2B2B2B"/>
+                <w:sz w:val="20"/>
+              </w:rPr>
+              <w:t>1 — 30%</w:t>
+            </w:r>
+          </w:p>
+        </w:tc>
+        <w:tc>
+          <w:tcPr>
+            <w:tcW w:type="dxa" w:w="1958"/>
+          </w:tcPr>
+          <w:p>
+            <w:r/>
+            <w:r>
+              <w:rPr>
+                <w:rFonts w:ascii="Calibri" w:hAnsi="Calibri"/>
+                <w:b w:val="0"/>
+                <w:color w:val="2B2B2B"/>
+                <w:sz w:val="20"/>
+              </w:rPr>
+              <w:t>Quiz 1</w:t>
+            </w:r>
+          </w:p>
+        </w:tc>
+        <w:tc>
+          <w:tcPr>
+            <w:tcW w:type="dxa" w:w="1958"/>
+          </w:tcPr>
+          <w:p>
+            <w:r/>
+            <w:r>
+              <w:rPr>
+                <w:rFonts w:ascii="Calibri" w:hAnsi="Calibri"/>
+                <w:b w:val="0"/>
+                <w:color w:val="2B2B2B"/>
+                <w:sz w:val="20"/>
+              </w:rPr>
+              <w:t>Cuestionario</w:t>
+            </w:r>
+          </w:p>
+        </w:tc>
+        <w:tc>
+          <w:tcPr>
+            <w:tcW w:type="dxa" w:w="1958"/>
+          </w:tcPr>
+          <w:p>
+            <w:r/>
+            <w:r>
+              <w:rPr>
+                <w:rFonts w:ascii="Calibri" w:hAnsi="Calibri"/>
+                <w:b w:val="0"/>
+                <w:color w:val="2B2B2B"/>
+                <w:sz w:val="20"/>
+              </w:rPr>
+              <w:t>6%</w:t>
+            </w:r>
+          </w:p>
+        </w:tc>
+        <w:tc>
+          <w:tcPr>
+            <w:tcW w:type="dxa" w:w="1958"/>
+          </w:tcPr>
+          <w:p>
+            <w:r/>
+            <w:r>
+              <w:rPr>
+                <w:rFonts w:ascii="Calibri" w:hAnsi="Calibri"/>
+                <w:b w:val="0"/>
+                <w:color w:val="2B2B2B"/>
+                <w:sz w:val="20"/>
+              </w:rPr>
+              <w:t>6%</w:t>
+            </w:r>
+          </w:p>
+        </w:tc>
+      </w:tr>
+      <w:tr>
+        <w:tc>
+          <w:tcPr>
+            <w:tcW w:type="dxa" w:w="1958"/>
+            <w:shd w:val="clear" w:fill="F5F7F5"/>
+            <w:shd w:val="clear" w:fill="F5F7F5"/>
+          </w:tcPr>
+          <w:p>
+            <w:r/>
+          </w:p>
+        </w:tc>
+        <w:tc>
+          <w:tcPr>
+            <w:tcW w:type="dxa" w:w="1958"/>
+            <w:shd w:val="clear" w:fill="F5F7F5"/>
+            <w:shd w:val="clear" w:fill="F5F7F5"/>
+          </w:tcPr>
+          <w:p>
+            <w:r/>
+            <w:r>
+              <w:rPr>
+                <w:rFonts w:ascii="Calibri" w:hAnsi="Calibri"/>
+                <w:b w:val="0"/>
+                <w:color w:val="2B2B2B"/>
+                <w:sz w:val="20"/>
+              </w:rPr>
+              <w:t>Parcial 1</w:t>
+            </w:r>
+          </w:p>
+        </w:tc>
+        <w:tc>
+          <w:tcPr>
+            <w:tcW w:type="dxa" w:w="1958"/>
+            <w:shd w:val="clear" w:fill="F5F7F5"/>
+            <w:shd w:val="clear" w:fill="F5F7F5"/>
+          </w:tcPr>
+          <w:p>
+            <w:r/>
+            <w:r>
+              <w:rPr>
+                <w:rFonts w:ascii="Calibri" w:hAnsi="Calibri"/>
+                <w:b w:val="0"/>
+                <w:color w:val="2B2B2B"/>
+                <w:sz w:val="20"/>
+              </w:rPr>
+              <w:t>Cuestionario</w:t>
+            </w:r>
+          </w:p>
+        </w:tc>
+        <w:tc>
+          <w:tcPr>
+            <w:tcW w:type="dxa" w:w="1958"/>
+            <w:shd w:val="clear" w:fill="F5F7F5"/>
+            <w:shd w:val="clear" w:fill="F5F7F5"/>
+          </w:tcPr>
+          <w:p>
+            <w:r/>
+            <w:r>
+              <w:rPr>
+                <w:rFonts w:ascii="Calibri" w:hAnsi="Calibri"/>
+                <w:b w:val="0"/>
+                <w:color w:val="2B2B2B"/>
+                <w:sz w:val="20"/>
+              </w:rPr>
+              <w:t>24%</w:t>
+            </w:r>
+          </w:p>
+        </w:tc>
+        <w:tc>
+          <w:tcPr>
+            <w:tcW w:type="dxa" w:w="1958"/>
+            <w:shd w:val="clear" w:fill="F5F7F5"/>
+            <w:shd w:val="clear" w:fill="F5F7F5"/>
+          </w:tcPr>
+          <w:p>
+            <w:r/>
+            <w:r>
+              <w:rPr>
+                <w:rFonts w:ascii="Calibri" w:hAnsi="Calibri"/>
+                <w:b w:val="0"/>
+                <w:color w:val="2B2B2B"/>
+                <w:sz w:val="20"/>
+              </w:rPr>
+              <w:t>24%</w:t>
+            </w:r>
+          </w:p>
+        </w:tc>
+      </w:tr>
+      <w:tr>
+        <w:tc>
+          <w:tcPr>
+            <w:tcW w:type="dxa" w:w="1958"/>
+          </w:tcPr>
+          <w:p>
+            <w:r/>
+            <w:r>
+              <w:rPr>
+                <w:rFonts w:ascii="Calibri" w:hAnsi="Calibri"/>
+                <w:b/>
+                <w:color w:val="2B2B2B"/>
+                <w:sz w:val="20"/>
+              </w:rPr>
+              <w:t>2 — 30%</w:t>
+            </w:r>
+          </w:p>
+        </w:tc>
+        <w:tc>
+          <w:tcPr>
+            <w:tcW w:type="dxa" w:w="1958"/>
+          </w:tcPr>
+          <w:p>
+            <w:r/>
+            <w:r>
+              <w:rPr>
+                <w:rFonts w:ascii="Calibri" w:hAnsi="Calibri"/>
+                <w:b w:val="0"/>
+                <w:color w:val="2B2B2B"/>
+                <w:sz w:val="20"/>
+              </w:rPr>
+              <w:t>Quiz 2</w:t>
+            </w:r>
+          </w:p>
+        </w:tc>
+        <w:tc>
+          <w:tcPr>
+            <w:tcW w:type="dxa" w:w="1958"/>
+          </w:tcPr>
+          <w:p>
+            <w:r/>
+            <w:r>
+              <w:rPr>
+                <w:rFonts w:ascii="Calibri" w:hAnsi="Calibri"/>
+                <w:b w:val="0"/>
+                <w:color w:val="2B2B2B"/>
+                <w:sz w:val="20"/>
+              </w:rPr>
+              <w:t>Cuestionario</w:t>
+            </w:r>
+          </w:p>
+        </w:tc>
+        <w:tc>
+          <w:tcPr>
+            <w:tcW w:type="dxa" w:w="1958"/>
+          </w:tcPr>
+          <w:p>
+            <w:r/>
+            <w:r>
+              <w:rPr>
+                <w:rFonts w:ascii="Calibri" w:hAnsi="Calibri"/>
+                <w:b w:val="0"/>
+                <w:color w:val="2B2B2B"/>
+                <w:sz w:val="20"/>
+              </w:rPr>
+              <w:t>9%</w:t>
+            </w:r>
+          </w:p>
+        </w:tc>
+        <w:tc>
+          <w:tcPr>
+            <w:tcW w:type="dxa" w:w="1958"/>
+          </w:tcPr>
+          <w:p>
+            <w:r/>
+            <w:r>
+              <w:rPr>
+                <w:rFonts w:ascii="Calibri" w:hAnsi="Calibri"/>
+                <w:b w:val="0"/>
+                <w:color w:val="2B2B2B"/>
+                <w:sz w:val="20"/>
+              </w:rPr>
+              <w:t>9%</w:t>
+            </w:r>
+          </w:p>
+        </w:tc>
+      </w:tr>
+      <w:tr>
+        <w:tc>
+          <w:tcPr>
+            <w:tcW w:type="dxa" w:w="1958"/>
+            <w:shd w:val="clear" w:fill="F5F7F5"/>
+            <w:shd w:val="clear" w:fill="F5F7F5"/>
+          </w:tcPr>
+          <w:p>
+            <w:r/>
+          </w:p>
+        </w:tc>
+        <w:tc>
+          <w:tcPr>
+            <w:tcW w:type="dxa" w:w="1958"/>
+            <w:shd w:val="clear" w:fill="F5F7F5"/>
+            <w:shd w:val="clear" w:fill="F5F7F5"/>
+          </w:tcPr>
+          <w:p>
+            <w:r/>
+            <w:r>
+              <w:rPr>
+                <w:rFonts w:ascii="Calibri" w:hAnsi="Calibri"/>
+                <w:b w:val="0"/>
+                <w:color w:val="2B2B2B"/>
+                <w:sz w:val="20"/>
+              </w:rPr>
+              <w:t>Parcial 2</w:t>
+            </w:r>
+          </w:p>
+        </w:tc>
+        <w:tc>
+          <w:tcPr>
+            <w:tcW w:type="dxa" w:w="1958"/>
+            <w:shd w:val="clear" w:fill="F5F7F5"/>
+            <w:shd w:val="clear" w:fill="F5F7F5"/>
+          </w:tcPr>
+          <w:p>
+            <w:r/>
+            <w:r>
+              <w:rPr>
+                <w:rFonts w:ascii="Calibri" w:hAnsi="Calibri"/>
+                <w:b w:val="0"/>
+                <w:color w:val="2B2B2B"/>
+                <w:sz w:val="20"/>
+              </w:rPr>
+              <w:t>Cuestionario</w:t>
+            </w:r>
+          </w:p>
+        </w:tc>
+        <w:tc>
+          <w:tcPr>
+            <w:tcW w:type="dxa" w:w="1958"/>
+            <w:shd w:val="clear" w:fill="F5F7F5"/>
+            <w:shd w:val="clear" w:fill="F5F7F5"/>
+          </w:tcPr>
+          <w:p>
+            <w:r/>
+            <w:r>
+              <w:rPr>
+                <w:rFonts w:ascii="Calibri" w:hAnsi="Calibri"/>
+                <w:b w:val="0"/>
+                <w:color w:val="2B2B2B"/>
+                <w:sz w:val="20"/>
+              </w:rPr>
+              <w:t>21%</w:t>
+            </w:r>
+          </w:p>
+        </w:tc>
+        <w:tc>
+          <w:tcPr>
+            <w:tcW w:type="dxa" w:w="1958"/>
+            <w:shd w:val="clear" w:fill="F5F7F5"/>
+            <w:shd w:val="clear" w:fill="F5F7F5"/>
+          </w:tcPr>
+          <w:p>
+            <w:r/>
+            <w:r>
+              <w:rPr>
+                <w:rFonts w:ascii="Calibri" w:hAnsi="Calibri"/>
+                <w:b w:val="0"/>
+                <w:color w:val="2B2B2B"/>
+                <w:sz w:val="20"/>
+              </w:rPr>
+              <w:t>21%</w:t>
+            </w:r>
+          </w:p>
+        </w:tc>
+      </w:tr>
+      <w:tr>
+        <w:tc>
+          <w:tcPr>
+            <w:tcW w:type="dxa" w:w="1958"/>
+          </w:tcPr>
+          <w:p>
+            <w:r/>
+            <w:r>
+              <w:rPr>
+                <w:rFonts w:ascii="Calibri" w:hAnsi="Calibri"/>
+                <w:b/>
+                <w:color w:val="2B2B2B"/>
+                <w:sz w:val="20"/>
+              </w:rPr>
+              <w:t>3 — 40%</w:t>
+            </w:r>
+          </w:p>
+        </w:tc>
+        <w:tc>
+          <w:tcPr>
+            <w:tcW w:type="dxa" w:w="1958"/>
+          </w:tcPr>
+          <w:p>
+            <w:r/>
+            <w:r>
+              <w:rPr>
+                <w:rFonts w:ascii="Calibri" w:hAnsi="Calibri"/>
+                <w:b/>
+                <w:color w:val="2B2B2B"/>
+                <w:sz w:val="20"/>
+              </w:rPr>
+              <w:t>ACA Final</w:t>
+            </w:r>
+          </w:p>
+        </w:tc>
+        <w:tc>
+          <w:tcPr>
+            <w:tcW w:type="dxa" w:w="1958"/>
+          </w:tcPr>
+          <w:p>
+            <w:r/>
+            <w:r>
+              <w:rPr>
+                <w:rFonts w:ascii="Calibri" w:hAnsi="Calibri"/>
+                <w:b w:val="0"/>
+                <w:color w:val="2B2B2B"/>
+                <w:sz w:val="20"/>
+              </w:rPr>
+              <w:t>Tarea</w:t>
+            </w:r>
+          </w:p>
+        </w:tc>
+        <w:tc>
+          <w:tcPr>
+            <w:tcW w:type="dxa" w:w="1958"/>
+          </w:tcPr>
+          <w:p>
+            <w:r/>
+            <w:r>
+              <w:rPr>
+                <w:rFonts w:ascii="Calibri" w:hAnsi="Calibri"/>
+                <w:b w:val="0"/>
+                <w:color w:val="2B2B2B"/>
+                <w:sz w:val="20"/>
+              </w:rPr>
+              <w:t>32,8%</w:t>
+            </w:r>
+          </w:p>
+        </w:tc>
+        <w:tc>
+          <w:tcPr>
+            <w:tcW w:type="dxa" w:w="1958"/>
+          </w:tcPr>
+          <w:p>
+            <w:r/>
+            <w:r>
+              <w:rPr>
+                <w:rFonts w:ascii="Calibri" w:hAnsi="Calibri"/>
+                <w:b w:val="0"/>
+                <w:color w:val="2B2B2B"/>
+                <w:sz w:val="20"/>
+              </w:rPr>
+              <w:t>32%</w:t>
+            </w:r>
+          </w:p>
+        </w:tc>
+      </w:tr>
+      <w:tr>
+        <w:tc>
+          <w:tcPr>
+            <w:tcW w:type="dxa" w:w="1958"/>
+            <w:shd w:val="clear" w:fill="F5F7F5"/>
+            <w:shd w:val="clear" w:fill="F5F7F5"/>
+          </w:tcPr>
+          <w:p>
+            <w:r/>
+          </w:p>
+        </w:tc>
+        <w:tc>
+          <w:tcPr>
+            <w:tcW w:type="dxa" w:w="1958"/>
+            <w:shd w:val="clear" w:fill="F5F7F5"/>
+            <w:shd w:val="clear" w:fill="F5F7F5"/>
+          </w:tcPr>
+          <w:p>
+            <w:r/>
+            <w:r>
+              <w:rPr>
+                <w:rFonts w:ascii="Calibri" w:hAnsi="Calibri"/>
+                <w:b w:val="0"/>
+                <w:color w:val="2B2B2B"/>
+                <w:sz w:val="20"/>
+              </w:rPr>
+              <w:t>Quiz 3</w:t>
+            </w:r>
+          </w:p>
+        </w:tc>
+        <w:tc>
+          <w:tcPr>
+            <w:tcW w:type="dxa" w:w="1958"/>
+            <w:shd w:val="clear" w:fill="F5F7F5"/>
+            <w:shd w:val="clear" w:fill="F5F7F5"/>
+          </w:tcPr>
+          <w:p>
+            <w:r/>
+            <w:r>
+              <w:rPr>
+                <w:rFonts w:ascii="Calibri" w:hAnsi="Calibri"/>
+                <w:b w:val="0"/>
+                <w:color w:val="2B2B2B"/>
+                <w:sz w:val="20"/>
+              </w:rPr>
+              <w:t>Cuestionario</w:t>
+            </w:r>
+          </w:p>
+        </w:tc>
+        <w:tc>
+          <w:tcPr>
+            <w:tcW w:type="dxa" w:w="1958"/>
+            <w:shd w:val="clear" w:fill="F5F7F5"/>
+            <w:shd w:val="clear" w:fill="F5F7F5"/>
+          </w:tcPr>
+          <w:p>
+            <w:r/>
+            <w:r>
+              <w:rPr>
+                <w:rFonts w:ascii="Calibri" w:hAnsi="Calibri"/>
+                <w:b w:val="0"/>
+                <w:color w:val="2B2B2B"/>
+                <w:sz w:val="20"/>
+              </w:rPr>
+              <w:t>4%</w:t>
+            </w:r>
+          </w:p>
+        </w:tc>
+        <w:tc>
+          <w:tcPr>
+            <w:tcW w:type="dxa" w:w="1958"/>
+            <w:shd w:val="clear" w:fill="F5F7F5"/>
+            <w:shd w:val="clear" w:fill="F5F7F5"/>
+          </w:tcPr>
+          <w:p>
+            <w:r/>
+            <w:r>
+              <w:rPr>
+                <w:rFonts w:ascii="Calibri" w:hAnsi="Calibri"/>
+                <w:b w:val="0"/>
+                <w:color w:val="2B2B2B"/>
+                <w:sz w:val="20"/>
+              </w:rPr>
+              <w:t>4%</w:t>
+            </w:r>
+          </w:p>
+        </w:tc>
+      </w:tr>
+      <w:tr>
+        <w:tc>
+          <w:tcPr>
+            <w:tcW w:type="dxa" w:w="1958"/>
+          </w:tcPr>
+          <w:p>
+            <w:r/>
+          </w:p>
+        </w:tc>
+        <w:tc>
+          <w:tcPr>
+            <w:tcW w:type="dxa" w:w="1958"/>
+          </w:tcPr>
+          <w:p>
+            <w:r/>
+            <w:r>
+              <w:rPr>
+                <w:rFonts w:ascii="Calibri" w:hAnsi="Calibri"/>
+                <w:b w:val="0"/>
+                <w:color w:val="2B2B2B"/>
+                <w:sz w:val="20"/>
+              </w:rPr>
+              <w:t>Autoevaluación</w:t>
+            </w:r>
+          </w:p>
+        </w:tc>
+        <w:tc>
+          <w:tcPr>
+            <w:tcW w:type="dxa" w:w="1958"/>
+          </w:tcPr>
+          <w:p>
+            <w:r/>
+            <w:r>
+              <w:rPr>
+                <w:rFonts w:ascii="Calibri" w:hAnsi="Calibri"/>
+                <w:b w:val="0"/>
+                <w:color w:val="2B2B2B"/>
+                <w:sz w:val="20"/>
+              </w:rPr>
+              <w:t>Cuestionario</w:t>
+            </w:r>
+          </w:p>
+        </w:tc>
+        <w:tc>
+          <w:tcPr>
+            <w:tcW w:type="dxa" w:w="1958"/>
+          </w:tcPr>
+          <w:p>
+            <w:r/>
+            <w:r>
+              <w:rPr>
+                <w:rFonts w:ascii="Calibri" w:hAnsi="Calibri"/>
+                <w:b w:val="0"/>
+                <w:color w:val="2B2B2B"/>
+                <w:sz w:val="20"/>
+              </w:rPr>
+              <w:t>1,6%</w:t>
+            </w:r>
+          </w:p>
+        </w:tc>
+        <w:tc>
+          <w:tcPr>
+            <w:tcW w:type="dxa" w:w="1958"/>
+          </w:tcPr>
+          <w:p>
+            <w:r/>
+            <w:r>
+              <w:rPr>
+                <w:rFonts w:ascii="Calibri" w:hAnsi="Calibri"/>
+                <w:b w:val="0"/>
+                <w:color w:val="2B2B2B"/>
+                <w:sz w:val="20"/>
+              </w:rPr>
+              <w:t>2%</w:t>
+            </w:r>
+          </w:p>
+        </w:tc>
+      </w:tr>
+      <w:tr>
+        <w:tc>
+          <w:tcPr>
+            <w:tcW w:type="dxa" w:w="1958"/>
+            <w:shd w:val="clear" w:fill="F5F7F5"/>
+            <w:shd w:val="clear" w:fill="F5F7F5"/>
+          </w:tcPr>
+          <w:p>
+            <w:r/>
+          </w:p>
+        </w:tc>
+        <w:tc>
+          <w:tcPr>
+            <w:tcW w:type="dxa" w:w="1958"/>
+            <w:shd w:val="clear" w:fill="F5F7F5"/>
+            <w:shd w:val="clear" w:fill="F5F7F5"/>
+          </w:tcPr>
+          <w:p>
+            <w:r/>
+            <w:r>
+              <w:rPr>
+                <w:rFonts w:ascii="Calibri" w:hAnsi="Calibri"/>
+                <w:b w:val="0"/>
+                <w:color w:val="2B2B2B"/>
+                <w:sz w:val="20"/>
+              </w:rPr>
+              <w:t>Coevaluación</w:t>
+            </w:r>
+          </w:p>
+        </w:tc>
+        <w:tc>
+          <w:tcPr>
+            <w:tcW w:type="dxa" w:w="1958"/>
+            <w:shd w:val="clear" w:fill="F5F7F5"/>
+            <w:shd w:val="clear" w:fill="F5F7F5"/>
+          </w:tcPr>
+          <w:p>
+            <w:r/>
+            <w:r>
+              <w:rPr>
+                <w:rFonts w:ascii="Calibri" w:hAnsi="Calibri"/>
+                <w:b/>
+                <w:color w:val="2B2B2B"/>
+                <w:sz w:val="20"/>
+              </w:rPr>
+              <w:t>Foro</w:t>
+            </w:r>
+          </w:p>
+        </w:tc>
+        <w:tc>
+          <w:tcPr>
+            <w:tcW w:type="dxa" w:w="1958"/>
+            <w:shd w:val="clear" w:fill="F5F7F5"/>
+            <w:shd w:val="clear" w:fill="F5F7F5"/>
+          </w:tcPr>
+          <w:p>
+            <w:r/>
+            <w:r>
+              <w:rPr>
+                <w:rFonts w:ascii="Calibri" w:hAnsi="Calibri"/>
+                <w:b w:val="0"/>
+                <w:color w:val="2B2B2B"/>
+                <w:sz w:val="20"/>
+              </w:rPr>
+              <w:t>1,6%</w:t>
+            </w:r>
+          </w:p>
+        </w:tc>
+        <w:tc>
+          <w:tcPr>
+            <w:tcW w:type="dxa" w:w="1958"/>
+            <w:shd w:val="clear" w:fill="F5F7F5"/>
+            <w:shd w:val="clear" w:fill="F5F7F5"/>
+          </w:tcPr>
+          <w:p>
+            <w:r/>
+            <w:r>
+              <w:rPr>
+                <w:rFonts w:ascii="Calibri" w:hAnsi="Calibri"/>
+                <w:b w:val="0"/>
+                <w:color w:val="2B2B2B"/>
+                <w:sz w:val="20"/>
+              </w:rPr>
+              <w:t>2%</w:t>
+            </w:r>
+          </w:p>
+        </w:tc>
+      </w:tr>
+    </w:tbl>
+    <w:p/>
     <w:p>
       <w:pPr>
         <w:spacing w:before="200" w:after="60"/>
@@ -466,194 +1584,7 @@
           <w:color w:val="007433"/>
           <w:sz w:val="32"/>
         </w:rPr>
-        <w:t>Creatividad (EI004) e Investigación (EI005)</w:t>
-      </w:r>
-    </w:p>
-    <w:p>
-      <w:pPr>
-        <w:pStyle w:val="ListBullet"/>
-      </w:pPr>
-      <w:r>
-        <w:rPr>
-          <w:rFonts w:ascii="Calibri" w:hAnsi="Calibri"/>
-          <w:b w:val="0"/>
-          <w:color w:val="2B2B2B"/>
-          <w:sz w:val="22"/>
-        </w:rPr>
-        <w:t xml:space="preserve">[ ] Actividades de </w:t>
-      </w:r>
-      <w:r>
-        <w:rPr>
-          <w:rFonts w:ascii="Calibri" w:hAnsi="Calibri"/>
-          <w:b/>
-          <w:color w:val="2B2B2B"/>
-          <w:sz w:val="22"/>
-        </w:rPr>
-        <w:t>Corte 1 (30%)</w:t>
-      </w:r>
-      <w:r>
-        <w:rPr>
-          <w:rFonts w:ascii="Calibri" w:hAnsi="Calibri"/>
-          <w:b w:val="0"/>
-          <w:color w:val="2B2B2B"/>
-          <w:sz w:val="22"/>
-        </w:rPr>
-        <w:t xml:space="preserve">, </w:t>
-      </w:r>
-      <w:r>
-        <w:rPr>
-          <w:rFonts w:ascii="Calibri" w:hAnsi="Calibri"/>
-          <w:b/>
-          <w:color w:val="2B2B2B"/>
-          <w:sz w:val="22"/>
-        </w:rPr>
-        <w:t>Corte 2 (30%)</w:t>
-      </w:r>
-      <w:r>
-        <w:rPr>
-          <w:rFonts w:ascii="Calibri" w:hAnsi="Calibri"/>
-          <w:b w:val="0"/>
-          <w:color w:val="2B2B2B"/>
-          <w:sz w:val="22"/>
-        </w:rPr>
-        <w:t xml:space="preserve"> y </w:t>
-      </w:r>
-      <w:r>
-        <w:rPr>
-          <w:rFonts w:ascii="Calibri" w:hAnsi="Calibri"/>
-          <w:b/>
-          <w:color w:val="2B2B2B"/>
-          <w:sz w:val="22"/>
-        </w:rPr>
-        <w:t>Corte 3 (40%)</w:t>
-      </w:r>
-      <w:r>
-        <w:rPr>
-          <w:rFonts w:ascii="Calibri" w:hAnsi="Calibri"/>
-          <w:b w:val="0"/>
-          <w:color w:val="2B2B2B"/>
-          <w:sz w:val="22"/>
-        </w:rPr>
-        <w:t xml:space="preserve"> publicadas, entregadas y calificadas en CDigital.</w:t>
-      </w:r>
-    </w:p>
-    <w:p>
-      <w:pPr>
-        <w:pStyle w:val="ListBullet"/>
-      </w:pPr>
-      <w:r>
-        <w:rPr>
-          <w:rFonts w:ascii="Calibri" w:hAnsi="Calibri"/>
-          <w:b w:val="0"/>
-          <w:color w:val="2B2B2B"/>
-          <w:sz w:val="22"/>
-        </w:rPr>
-        <w:t>[ ] Desglose EV del syllabus confirmado en el aula (si la tabla SIAC está incompleta, quedó aviso en CDigital).</w:t>
-      </w:r>
-    </w:p>
-    <w:p>
-      <w:pPr>
-        <w:pStyle w:val="ListBullet"/>
-      </w:pPr>
-      <w:r>
-        <w:rPr>
-          <w:rFonts w:ascii="Calibri" w:hAnsi="Calibri"/>
-          <w:b w:val="0"/>
-          <w:color w:val="2B2B2B"/>
-          <w:sz w:val="22"/>
-        </w:rPr>
-        <w:t xml:space="preserve">[ ] Enunciados en </w:t>
-      </w:r>
-      <w:r>
-        <w:rPr>
-          <w:rFonts w:ascii="Consolas" w:hAnsi="Consolas"/>
-          <w:color w:val="111111"/>
-          <w:sz w:val="21"/>
-        </w:rPr>
-        <w:t>Clases/Recursos/ACAs/</w:t>
-      </w:r>
-      <w:r>
-        <w:rPr>
-          <w:rFonts w:ascii="Calibri" w:hAnsi="Calibri"/>
-          <w:b w:val="0"/>
-          <w:color w:val="2B2B2B"/>
-          <w:sz w:val="22"/>
-        </w:rPr>
-        <w:t xml:space="preserve"> alineados a los cortes.</w:t>
-      </w:r>
-    </w:p>
-    <w:p>
-      <w:pPr>
-        <w:spacing w:before="200" w:after="60"/>
-      </w:pPr>
-      <w:r>
-        <w:rPr>
-          <w:rFonts w:ascii="Calibri" w:hAnsi="Calibri"/>
-          <w:b/>
-          <w:color w:val="007433"/>
-          <w:sz w:val="32"/>
-        </w:rPr>
-        <w:t>Trabajo de Grado 2 (94453)</w:t>
-      </w:r>
-    </w:p>
-    <w:p>
-      <w:pPr>
-        <w:pStyle w:val="ListBullet"/>
-      </w:pPr>
-      <w:r>
-        <w:rPr>
-          <w:rFonts w:ascii="Calibri" w:hAnsi="Calibri"/>
-          <w:b w:val="0"/>
-          <w:color w:val="2B2B2B"/>
-          <w:sz w:val="22"/>
-        </w:rPr>
-        <w:t xml:space="preserve">[ ] Avances / ACAs del periodo entregados y calificados según pesos </w:t>
-      </w:r>
-      <w:r>
-        <w:rPr>
-          <w:rFonts w:ascii="Calibri" w:hAnsi="Calibri"/>
-          <w:b/>
-          <w:color w:val="2B2B2B"/>
-          <w:sz w:val="22"/>
-        </w:rPr>
-        <w:t>confirmados</w:t>
-      </w:r>
-      <w:r>
-        <w:rPr>
-          <w:rFonts w:ascii="Calibri" w:hAnsi="Calibri"/>
-          <w:b w:val="0"/>
-          <w:color w:val="2B2B2B"/>
-          <w:sz w:val="22"/>
-        </w:rPr>
-        <w:t xml:space="preserve"> en Syllabus/CDigital (orientativo 30/30/40 hasta cargar SIAC).</w:t>
-      </w:r>
-    </w:p>
-    <w:p>
-      <w:pPr>
-        <w:pStyle w:val="ListBullet"/>
-      </w:pPr>
-      <w:r>
-        <w:rPr>
-          <w:rFonts w:ascii="Calibri" w:hAnsi="Calibri"/>
-          <w:b w:val="0"/>
-          <w:color w:val="2B2B2B"/>
-          <w:sz w:val="22"/>
-        </w:rPr>
-        <w:t>[ ] Documento de avance listo para continuidad en TG3.</w:t>
-      </w:r>
-    </w:p>
-    <w:p>
-      <w:pPr>
-        <w:spacing w:before="200" w:after="60"/>
-      </w:pPr>
-      <w:r>
-        <w:rPr>
-          <w:rFonts w:ascii="Calibri" w:hAnsi="Calibri"/>
-          <w:b/>
-          <w:color w:val="007433"/>
-          <w:sz w:val="32"/>
-        </w:rPr>
-        <w:t>Trabajo de Grado 3 (94532)</w:t>
+        <w:t>Verificables comunes a los 4 cursos</w:t>
       </w:r>
     </w:p>
     <w:p>
@@ -676,7 +1607,7 @@
           <w:color w:val="2B2B2B"/>
           <w:sz w:val="22"/>
         </w:rPr>
-        <w:t>EV05 (50%)</w:t>
+        <w:t>Quiz 1, Parcial 1, Quiz 2, Parcial 2 y Quiz 3</w:t>
       </w:r>
       <w:r>
         <w:rPr>
@@ -685,7 +1616,25 @@
           <w:color w:val="2B2B2B"/>
           <w:sz w:val="22"/>
         </w:rPr>
-        <w:t xml:space="preserve"> — proceso / artículo — entregado y calificado.</w:t>
+        <w:t xml:space="preserve"> existen como </w:t>
+      </w:r>
+      <w:r>
+        <w:rPr>
+          <w:rFonts w:ascii="Calibri" w:hAnsi="Calibri"/>
+          <w:b/>
+          <w:color w:val="2B2B2B"/>
+          <w:sz w:val="22"/>
+        </w:rPr>
+        <w:t>actividad</w:t>
+      </w:r>
+      <w:r>
+        <w:rPr>
+          <w:rFonts w:ascii="Calibri" w:hAnsi="Calibri"/>
+          <w:b w:val="0"/>
+          <w:color w:val="2B2B2B"/>
+          <w:sz w:val="22"/>
+        </w:rPr>
+        <w:t xml:space="preserve"> en el aula (no solo como ítem del libro de calificaciones), aplicados y calificados dentro de su ventana.</w:t>
       </w:r>
     </w:p>
     <w:p>
@@ -708,7 +1657,7 @@
           <w:color w:val="2B2B2B"/>
           <w:sz w:val="22"/>
         </w:rPr>
-        <w:t>EXAM (50%)</w:t>
+        <w:t>ACA Final</w:t>
       </w:r>
       <w:r>
         <w:rPr>
@@ -717,13 +1666,17 @@
           <w:color w:val="2B2B2B"/>
           <w:sz w:val="22"/>
         </w:rPr>
-        <w:t xml:space="preserve"> — sustentación ante pares/jurados — realizada y calificada.</w:t>
+        <w:t xml:space="preserve"> (tarea / documento) entregada dentro de la </w:t>
       </w:r>
-    </w:p>
-    <w:p>
-      <w:pPr>
-        <w:pStyle w:val="ListBullet"/>
-      </w:pPr>
+      <w:r>
+        <w:rPr>
+          <w:rFonts w:ascii="Calibri" w:hAnsi="Calibri"/>
+          <w:b/>
+          <w:color w:val="2B2B2B"/>
+          <w:sz w:val="22"/>
+        </w:rPr>
+        <w:t>fecha máxima de recepción de trabajos</w:t>
+      </w:r>
       <w:r>
         <w:rPr>
           <w:rFonts w:ascii="Calibri" w:hAnsi="Calibri"/>
@@ -731,21 +1684,7 @@
           <w:color w:val="2B2B2B"/>
           <w:sz w:val="22"/>
         </w:rPr>
-        <w:t>[ ] Cierre del grupo respetado (p. ej. 54450 anticipado vs 54466/54467).</w:t>
-      </w:r>
-    </w:p>
-    <w:p>
-      <w:pPr>
-        <w:spacing w:before="200" w:after="60"/>
-      </w:pPr>
-      <w:r>
-        <w:rPr>
-          <w:rFonts w:ascii="Calibri" w:hAnsi="Calibri"/>
-          <w:b/>
-          <w:color w:val="007433"/>
-          <w:sz w:val="32"/>
-        </w:rPr>
-        <w:t>Autoevaluación / coevaluación</w:t>
+        <w:t xml:space="preserve"> y calificada con retroalimentación.</w:t>
       </w:r>
     </w:p>
     <w:p>
@@ -768,7 +1707,7 @@
           <w:color w:val="2B2B2B"/>
           <w:sz w:val="22"/>
         </w:rPr>
-        <w:t>No aplica</w:t>
+        <w:t>Autoevaluación</w:t>
       </w:r>
       <w:r>
         <w:rPr>
@@ -777,7 +1716,7 @@
           <w:color w:val="2B2B2B"/>
           <w:sz w:val="22"/>
         </w:rPr>
-        <w:t xml:space="preserve"> auto/coevaluación con peso propio tipo AFI Proyecto I, según syllabus SIAC revisados.</w:t>
+        <w:t xml:space="preserve"> (cuestionario) habilitada en su ventana y diligenciada por cada estudiante.</w:t>
       </w:r>
     </w:p>
     <w:p>
@@ -791,7 +1730,7 @@
           <w:color w:val="2B2B2B"/>
           <w:sz w:val="22"/>
         </w:rPr>
-        <w:t xml:space="preserve">[ ] Si Coordinación publica un instrumento formativo </w:t>
+        <w:t xml:space="preserve">[ ] </w:t>
       </w:r>
       <w:r>
         <w:rPr>
@@ -800,7 +1739,7 @@
           <w:color w:val="2B2B2B"/>
           <w:sz w:val="22"/>
         </w:rPr>
-        <w:t>sin</w:t>
+        <w:t>Coevaluación</w:t>
       </w:r>
       <w:r>
         <w:rPr>
@@ -809,7 +1748,550 @@
           <w:color w:val="2B2B2B"/>
           <w:sz w:val="22"/>
         </w:rPr>
-        <w:t xml:space="preserve"> peso en la nota, quedó anunciado en CDigital (opcional; no inventar %).</w:t>
+        <w:t xml:space="preserve"> habilitada como </w:t>
+      </w:r>
+      <w:r>
+        <w:rPr>
+          <w:rFonts w:ascii="Calibri" w:hAnsi="Calibri"/>
+          <w:b/>
+          <w:color w:val="2B2B2B"/>
+          <w:sz w:val="22"/>
+        </w:rPr>
+        <w:t>foro</w:t>
+      </w:r>
+      <w:r>
+        <w:rPr>
+          <w:rFonts w:ascii="Calibri" w:hAnsi="Calibri"/>
+          <w:b w:val="0"/>
+          <w:color w:val="2B2B2B"/>
+          <w:sz w:val="22"/>
+        </w:rPr>
+        <w:t xml:space="preserve"> (se participa; no hay documento que subir) en su ventana, con participación registrada.</w:t>
+      </w:r>
+    </w:p>
+    <w:p>
+      <w:pPr>
+        <w:pStyle w:val="ListBullet"/>
+      </w:pPr>
+      <w:r>
+        <w:rPr>
+          <w:rFonts w:ascii="Calibri" w:hAnsi="Calibri"/>
+          <w:b w:val="0"/>
+          <w:color w:val="2B2B2B"/>
+          <w:sz w:val="22"/>
+        </w:rPr>
+        <w:t>[ ] La suma de los ítems de cada corte da el peso del corte (30 / 30 / 40) en el libro de calificaciones.</w:t>
+      </w:r>
+    </w:p>
+    <w:p>
+      <w:pPr>
+        <w:pStyle w:val="ListBullet"/>
+      </w:pPr>
+      <w:r>
+        <w:rPr>
+          <w:rFonts w:ascii="Calibri" w:hAnsi="Calibri"/>
+          <w:b w:val="0"/>
+          <w:color w:val="2B2B2B"/>
+          <w:sz w:val="22"/>
+        </w:rPr>
+        <w:t xml:space="preserve">[ ] Ventanas y límites de nota tomados de </w:t>
+      </w:r>
+      <w:r>
+        <w:rPr>
+          <w:rFonts w:ascii="Consolas" w:hAnsi="Consolas"/>
+          <w:color w:val="111111"/>
+          <w:sz w:val="21"/>
+        </w:rPr>
+        <w:t>config/cursos/fechas_entrega_aca.py</w:t>
+      </w:r>
+      <w:r>
+        <w:rPr>
+          <w:rFonts w:ascii="Calibri" w:hAnsi="Calibri"/>
+          <w:b w:val="0"/>
+          <w:color w:val="2B2B2B"/>
+          <w:sz w:val="22"/>
+        </w:rPr>
+        <w:t xml:space="preserve"> (ver «Fechas de entrega ACA / cortes» del Manual y «Evaluación en el aula» del </w:t>
+      </w:r>
+      <w:r>
+        <w:rPr>
+          <w:rFonts w:ascii="Consolas" w:hAnsi="Consolas"/>
+          <w:color w:val="111111"/>
+          <w:sz w:val="21"/>
+        </w:rPr>
+        <w:t>Calendario de clases (oficial).md</w:t>
+      </w:r>
+      <w:r>
+        <w:rPr>
+          <w:rFonts w:ascii="Calibri" w:hAnsi="Calibri"/>
+          <w:b w:val="0"/>
+          <w:color w:val="2B2B2B"/>
+          <w:sz w:val="22"/>
+        </w:rPr>
+        <w:t>), no de una copia a mano.</w:t>
+      </w:r>
+    </w:p>
+    <w:p>
+      <w:pPr>
+        <w:spacing w:before="200" w:after="60"/>
+      </w:pPr>
+      <w:r>
+        <w:rPr>
+          <w:rFonts w:ascii="Calibri" w:hAnsi="Calibri"/>
+          <w:b/>
+          <w:color w:val="007433"/>
+          <w:sz w:val="32"/>
+        </w:rPr>
+        <w:t>Notas por curso</w:t>
+      </w:r>
+    </w:p>
+    <w:p>
+      <w:pPr>
+        <w:pStyle w:val="ListBullet"/>
+      </w:pPr>
+      <w:r>
+        <w:rPr>
+          <w:rFonts w:ascii="Calibri" w:hAnsi="Calibri"/>
+          <w:b/>
+          <w:color w:val="2B2B2B"/>
+          <w:sz w:val="22"/>
+        </w:rPr>
+        <w:t>Creatividad (EI004) e Investigación (EI005):</w:t>
+      </w:r>
+      <w:r>
+        <w:rPr>
+          <w:rFonts w:ascii="Calibri" w:hAnsi="Calibri"/>
+          <w:b w:val="0"/>
+          <w:color w:val="2B2B2B"/>
+          <w:sz w:val="22"/>
+        </w:rPr>
+        <w:t xml:space="preserve"> la última sesión cae </w:t>
+      </w:r>
+      <w:r>
+        <w:rPr>
+          <w:rFonts w:ascii="Calibri" w:hAnsi="Calibri"/>
+          <w:b/>
+          <w:color w:val="2B2B2B"/>
+          <w:sz w:val="22"/>
+        </w:rPr>
+        <w:t>después</w:t>
+      </w:r>
+      <w:r>
+        <w:rPr>
+          <w:rFonts w:ascii="Calibri" w:hAnsi="Calibri"/>
+          <w:b w:val="0"/>
+          <w:color w:val="2B2B2B"/>
+          <w:sz w:val="22"/>
+        </w:rPr>
+        <w:t xml:space="preserve"> de la fecha de recepción (23/09 &gt; 19/09 · 17/09 &gt; 12/09): úsala como socialización/cierre, no para contenido evaluable nuevo.</w:t>
+      </w:r>
+    </w:p>
+    <w:p>
+      <w:pPr>
+        <w:pStyle w:val="ListBullet"/>
+      </w:pPr>
+      <w:r>
+        <w:rPr>
+          <w:rFonts w:ascii="Calibri" w:hAnsi="Calibri"/>
+          <w:b/>
+          <w:color w:val="2B2B2B"/>
+          <w:sz w:val="22"/>
+        </w:rPr>
+        <w:t>Trabajo de Grado 2 (94453):</w:t>
+      </w:r>
+      <w:r>
+        <w:rPr>
+          <w:rFonts w:ascii="Calibri" w:hAnsi="Calibri"/>
+          <w:b w:val="0"/>
+          <w:color w:val="2B2B2B"/>
+          <w:sz w:val="22"/>
+        </w:rPr>
+        <w:t xml:space="preserve"> sigue </w:t>
+      </w:r>
+      <w:r>
+        <w:rPr>
+          <w:rFonts w:ascii="Calibri" w:hAnsi="Calibri"/>
+          <w:b/>
+          <w:color w:val="2B2B2B"/>
+          <w:sz w:val="22"/>
+        </w:rPr>
+        <w:t>sin Syllabus SIAC</w:t>
+      </w:r>
+      <w:r>
+        <w:rPr>
+          <w:rFonts w:ascii="Calibri" w:hAnsi="Calibri"/>
+          <w:b w:val="0"/>
+          <w:color w:val="2B2B2B"/>
+          <w:sz w:val="22"/>
+        </w:rPr>
+        <w:t xml:space="preserve">, pero los pesos </w:t>
+      </w:r>
+      <w:r>
+        <w:rPr>
+          <w:rFonts w:ascii="Calibri" w:hAnsi="Calibri"/>
+          <w:b/>
+          <w:color w:val="2B2B2B"/>
+          <w:sz w:val="22"/>
+        </w:rPr>
+        <w:t>ya no son orientativos</w:t>
+      </w:r>
+      <w:r>
+        <w:rPr>
+          <w:rFonts w:ascii="Calibri" w:hAnsi="Calibri"/>
+          <w:b w:val="0"/>
+          <w:color w:val="2B2B2B"/>
+          <w:sz w:val="22"/>
+        </w:rPr>
+        <w:t xml:space="preserve"> — salen del aula. Documento de avance listo para continuidad en TG3.</w:t>
+      </w:r>
+    </w:p>
+    <w:p>
+      <w:pPr>
+        <w:pStyle w:val="ListBullet"/>
+      </w:pPr>
+      <w:r>
+        <w:rPr>
+          <w:rFonts w:ascii="Calibri" w:hAnsi="Calibri"/>
+          <w:b/>
+          <w:color w:val="2B2B2B"/>
+          <w:sz w:val="22"/>
+        </w:rPr>
+        <w:t>Trabajo de Grado 3 (94532):</w:t>
+      </w:r>
+      <w:r>
+        <w:rPr>
+          <w:rFonts w:ascii="Calibri" w:hAnsi="Calibri"/>
+          <w:b w:val="0"/>
+          <w:color w:val="2B2B2B"/>
+          <w:sz w:val="22"/>
+        </w:rPr>
+        <w:t xml:space="preserve"> </w:t>
+      </w:r>
+      <w:r>
+        <w:rPr>
+          <w:rFonts w:ascii="Calibri" w:hAnsi="Calibri"/>
+          <w:b/>
+          <w:color w:val="2B2B2B"/>
+          <w:sz w:val="22"/>
+        </w:rPr>
+        <w:t>no es corte único.</w:t>
+      </w:r>
+      <w:r>
+        <w:rPr>
+          <w:rFonts w:ascii="Calibri" w:hAnsi="Calibri"/>
+          <w:b w:val="0"/>
+          <w:color w:val="2B2B2B"/>
+          <w:sz w:val="22"/>
+        </w:rPr>
+        <w:t xml:space="preserve"> La </w:t>
+      </w:r>
+      <w:r>
+        <w:rPr>
+          <w:rFonts w:ascii="Calibri" w:hAnsi="Calibri"/>
+          <w:b/>
+          <w:color w:val="2B2B2B"/>
+          <w:sz w:val="22"/>
+        </w:rPr>
+        <w:t>sustentación ante jurados</w:t>
+      </w:r>
+      <w:r>
+        <w:rPr>
+          <w:rFonts w:ascii="Calibri" w:hAnsi="Calibri"/>
+          <w:b w:val="0"/>
+          <w:color w:val="2B2B2B"/>
+          <w:sz w:val="22"/>
+        </w:rPr>
+        <w:t xml:space="preserve"> se califica </w:t>
+      </w:r>
+      <w:r>
+        <w:rPr>
+          <w:rFonts w:ascii="Calibri" w:hAnsi="Calibri"/>
+          <w:b/>
+          <w:color w:val="2B2B2B"/>
+          <w:sz w:val="22"/>
+        </w:rPr>
+        <w:t>dentro de la ACA Final</w:t>
+      </w:r>
+      <w:r>
+        <w:rPr>
+          <w:rFonts w:ascii="Calibri" w:hAnsi="Calibri"/>
+          <w:b w:val="0"/>
+          <w:color w:val="2B2B2B"/>
+          <w:sz w:val="22"/>
+        </w:rPr>
+        <w:t xml:space="preserve"> (no existe un ítem «EXAM»). Cierre del grupo respetado: </w:t>
+      </w:r>
+      <w:r>
+        <w:rPr>
+          <w:rFonts w:ascii="Calibri" w:hAnsi="Calibri"/>
+          <w:b/>
+          <w:color w:val="2B2B2B"/>
+          <w:sz w:val="22"/>
+        </w:rPr>
+        <w:t>54450</w:t>
+      </w:r>
+      <w:r>
+        <w:rPr>
+          <w:rFonts w:ascii="Calibri" w:hAnsi="Calibri"/>
+          <w:b w:val="0"/>
+          <w:color w:val="2B2B2B"/>
+          <w:sz w:val="22"/>
+        </w:rPr>
+        <w:t xml:space="preserve"> recibe el 07/11 y cierra el </w:t>
+      </w:r>
+      <w:r>
+        <w:rPr>
+          <w:rFonts w:ascii="Calibri" w:hAnsi="Calibri"/>
+          <w:b/>
+          <w:color w:val="2B2B2B"/>
+          <w:sz w:val="22"/>
+        </w:rPr>
+        <w:t>15/11</w:t>
+      </w:r>
+      <w:r>
+        <w:rPr>
+          <w:rFonts w:ascii="Calibri" w:hAnsi="Calibri"/>
+          <w:b w:val="0"/>
+          <w:color w:val="2B2B2B"/>
+          <w:sz w:val="22"/>
+        </w:rPr>
+        <w:t xml:space="preserve">; </w:t>
+      </w:r>
+      <w:r>
+        <w:rPr>
+          <w:rFonts w:ascii="Calibri" w:hAnsi="Calibri"/>
+          <w:b/>
+          <w:color w:val="2B2B2B"/>
+          <w:sz w:val="22"/>
+        </w:rPr>
+        <w:t>54466/54467</w:t>
+      </w:r>
+      <w:r>
+        <w:rPr>
+          <w:rFonts w:ascii="Calibri" w:hAnsi="Calibri"/>
+          <w:b w:val="0"/>
+          <w:color w:val="2B2B2B"/>
+          <w:sz w:val="22"/>
+        </w:rPr>
+        <w:t xml:space="preserve"> reciben el 14/11 y cierran el </w:t>
+      </w:r>
+      <w:r>
+        <w:rPr>
+          <w:rFonts w:ascii="Calibri" w:hAnsi="Calibri"/>
+          <w:b/>
+          <w:color w:val="2B2B2B"/>
+          <w:sz w:val="22"/>
+        </w:rPr>
+        <w:t>22/11</w:t>
+      </w:r>
+      <w:r>
+        <w:rPr>
+          <w:rFonts w:ascii="Calibri" w:hAnsi="Calibri"/>
+          <w:b w:val="0"/>
+          <w:color w:val="2B2B2B"/>
+          <w:sz w:val="22"/>
+        </w:rPr>
+        <w:t>.</w:t>
+      </w:r>
+    </w:p>
+    <w:p>
+      <w:pPr>
+        <w:spacing w:before="200" w:after="60"/>
+      </w:pPr>
+      <w:r>
+        <w:rPr>
+          <w:rFonts w:ascii="Calibri" w:hAnsi="Calibri"/>
+          <w:b/>
+          <w:color w:val="007433"/>
+          <w:sz w:val="32"/>
+        </w:rPr>
+        <w:t>Material del estudiante</w:t>
+      </w:r>
+    </w:p>
+    <w:p>
+      <w:pPr>
+        <w:pStyle w:val="ListBullet"/>
+      </w:pPr>
+      <w:r>
+        <w:rPr>
+          <w:rFonts w:ascii="Calibri" w:hAnsi="Calibri"/>
+          <w:b w:val="0"/>
+          <w:color w:val="2B2B2B"/>
+          <w:sz w:val="22"/>
+        </w:rPr>
+        <w:t xml:space="preserve">[ ] </w:t>
+      </w:r>
+      <w:r>
+        <w:rPr>
+          <w:rFonts w:ascii="Consolas" w:hAnsi="Consolas"/>
+          <w:color w:val="111111"/>
+          <w:sz w:val="21"/>
+        </w:rPr>
+        <w:t>Clases/Recursos/ACAs/</w:t>
+      </w:r>
+      <w:r>
+        <w:rPr>
+          <w:rFonts w:ascii="Calibri" w:hAnsi="Calibri"/>
+          <w:b w:val="0"/>
+          <w:color w:val="2B2B2B"/>
+          <w:sz w:val="22"/>
+        </w:rPr>
+        <w:t xml:space="preserve"> tiene </w:t>
+      </w:r>
+      <w:r>
+        <w:rPr>
+          <w:rFonts w:ascii="Calibri" w:hAnsi="Calibri"/>
+          <w:b/>
+          <w:color w:val="2B2B2B"/>
+          <w:sz w:val="22"/>
+        </w:rPr>
+        <w:t>un documento por ítem del aula</w:t>
+      </w:r>
+      <w:r>
+        <w:rPr>
+          <w:rFonts w:ascii="Calibri" w:hAnsi="Calibri"/>
+          <w:b w:val="0"/>
+          <w:color w:val="2B2B2B"/>
+          <w:sz w:val="22"/>
+        </w:rPr>
+        <w:t xml:space="preserve"> (realineado el 2026-08-10): guía de </w:t>
+      </w:r>
+      <w:r>
+        <w:rPr>
+          <w:rFonts w:ascii="Consolas" w:hAnsi="Consolas"/>
+          <w:color w:val="111111"/>
+          <w:sz w:val="21"/>
+        </w:rPr>
+        <w:t>Quiz 1/2/3</w:t>
+      </w:r>
+      <w:r>
+        <w:rPr>
+          <w:rFonts w:ascii="Calibri" w:hAnsi="Calibri"/>
+          <w:b w:val="0"/>
+          <w:color w:val="2B2B2B"/>
+          <w:sz w:val="22"/>
+        </w:rPr>
+        <w:t xml:space="preserve">, guía de </w:t>
+      </w:r>
+      <w:r>
+        <w:rPr>
+          <w:rFonts w:ascii="Consolas" w:hAnsi="Consolas"/>
+          <w:color w:val="111111"/>
+          <w:sz w:val="21"/>
+        </w:rPr>
+        <w:t>Parcial 1/2</w:t>
+      </w:r>
+      <w:r>
+        <w:rPr>
+          <w:rFonts w:ascii="Calibri" w:hAnsi="Calibri"/>
+          <w:b w:val="0"/>
+          <w:color w:val="2B2B2B"/>
+          <w:sz w:val="22"/>
+        </w:rPr>
+        <w:t xml:space="preserve">, enunciado de la </w:t>
+      </w:r>
+      <w:r>
+        <w:rPr>
+          <w:rFonts w:ascii="Consolas" w:hAnsi="Consolas"/>
+          <w:color w:val="111111"/>
+          <w:sz w:val="21"/>
+        </w:rPr>
+        <w:t>ACA Final</w:t>
+      </w:r>
+      <w:r>
+        <w:rPr>
+          <w:rFonts w:ascii="Calibri" w:hAnsi="Calibri"/>
+          <w:b w:val="0"/>
+          <w:color w:val="2B2B2B"/>
+          <w:sz w:val="22"/>
+        </w:rPr>
+        <w:t xml:space="preserve"> e instructivos de autoevaluación y coevaluación — cada uno declarando la </w:t>
+      </w:r>
+      <w:r>
+        <w:rPr>
+          <w:rFonts w:ascii="Calibri" w:hAnsi="Calibri"/>
+          <w:b/>
+          <w:color w:val="2B2B2B"/>
+          <w:sz w:val="22"/>
+        </w:rPr>
+        <w:t>ventana, el tipo y el peso del ítem real</w:t>
+      </w:r>
+      <w:r>
+        <w:rPr>
+          <w:rFonts w:ascii="Calibri" w:hAnsi="Calibri"/>
+          <w:b w:val="0"/>
+          <w:color w:val="2B2B2B"/>
+          <w:sz w:val="22"/>
+        </w:rPr>
+        <w:t>.</w:t>
+      </w:r>
+    </w:p>
+    <w:p>
+      <w:pPr>
+        <w:pStyle w:val="ListBullet"/>
+      </w:pPr>
+      <w:r>
+        <w:rPr>
+          <w:rFonts w:ascii="Calibri" w:hAnsi="Calibri"/>
+          <w:b w:val="0"/>
+          <w:color w:val="2B2B2B"/>
+          <w:sz w:val="22"/>
+        </w:rPr>
+        <w:t xml:space="preserve">[ ] ⚠️ </w:t>
+      </w:r>
+      <w:r>
+        <w:rPr>
+          <w:rFonts w:ascii="Calibri" w:hAnsi="Calibri"/>
+          <w:b/>
+          <w:color w:val="2B2B2B"/>
+          <w:sz w:val="22"/>
+        </w:rPr>
+        <w:t>Falta lo del aula, no lo del material:</w:t>
+      </w:r>
+      <w:r>
+        <w:rPr>
+          <w:rFonts w:ascii="Calibri" w:hAnsi="Calibri"/>
+          <w:b w:val="0"/>
+          <w:color w:val="2B2B2B"/>
+          <w:sz w:val="22"/>
+        </w:rPr>
+        <w:t xml:space="preserve"> los quices y parciales existen solo como </w:t>
+      </w:r>
+      <w:r>
+        <w:rPr>
+          <w:rFonts w:ascii="Calibri" w:hAnsi="Calibri"/>
+          <w:b/>
+          <w:color w:val="2B2B2B"/>
+          <w:sz w:val="22"/>
+        </w:rPr>
+        <w:t>ítem del libro de calificaciones</w:t>
+      </w:r>
+      <w:r>
+        <w:rPr>
+          <w:rFonts w:ascii="Calibri" w:hAnsi="Calibri"/>
+          <w:b w:val="0"/>
+          <w:color w:val="2B2B2B"/>
+          <w:sz w:val="22"/>
+        </w:rPr>
+        <w:t xml:space="preserve">. Hay que </w:t>
+      </w:r>
+      <w:r>
+        <w:rPr>
+          <w:rFonts w:ascii="Calibri" w:hAnsi="Calibri"/>
+          <w:b/>
+          <w:color w:val="2B2B2B"/>
+          <w:sz w:val="22"/>
+        </w:rPr>
+        <w:t>crear la actividad</w:t>
+      </w:r>
+      <w:r>
+        <w:rPr>
+          <w:rFonts w:ascii="Calibri" w:hAnsi="Calibri"/>
+          <w:b w:val="0"/>
+          <w:color w:val="2B2B2B"/>
+          <w:sz w:val="22"/>
+        </w:rPr>
+        <w:t xml:space="preserve"> (cuestionario + preguntas) antes de cada ventana.</w:t>
       </w:r>
     </w:p>
     <w:p>
@@ -1191,7 +2673,7 @@
                 <w:color w:val="FFFFFF"/>
                 <w:sz w:val="21"/>
               </w:rPr>
-              <w:t>Cierre tipico 2026 (carga)</w:t>
+              <w:t>Cierre 2026 (carga)</w:t>
             </w:r>
           </w:p>
         </w:tc>
@@ -1210,7 +2692,7 @@
                 <w:color w:val="2B2B2B"/>
                 <w:sz w:val="20"/>
               </w:rPr>
-              <w:t>Investigación</w:t>
+              <w:t>Investigación 53339</w:t>
             </w:r>
           </w:p>
         </w:tc>
@@ -1227,7 +2709,7 @@
                 <w:color w:val="2B2B2B"/>
                 <w:sz w:val="20"/>
               </w:rPr>
-              <w:t>Art. 52 · 30/30/40</w:t>
+              <w:t>Art. 52 · 30/30/40 · 8 ítems (2 quices + 2 parciales + Quiz 3 + ACA Final + auto + coev)</w:t>
             </w:r>
           </w:p>
         </w:tc>
@@ -1265,7 +2747,7 @@
                 <w:color w:val="2B2B2B"/>
                 <w:sz w:val="20"/>
               </w:rPr>
-              <w:t>Creatividad</w:t>
+              <w:t>Creatividad 54408</w:t>
             </w:r>
           </w:p>
         </w:tc>
@@ -1284,7 +2766,7 @@
                 <w:color w:val="2B2B2B"/>
                 <w:sz w:val="20"/>
               </w:rPr>
-              <w:t>Art. 52 · 30/30/40</w:t>
+              <w:t>Art. 52 · 30/30/40 · mismos 8 ítems</w:t>
             </w:r>
           </w:p>
         </w:tc>
@@ -1322,7 +2804,7 @@
                 <w:color w:val="2B2B2B"/>
                 <w:sz w:val="20"/>
               </w:rPr>
-              <w:t>TG3 54450</w:t>
+              <w:t>TG2 54448</w:t>
             </w:r>
           </w:p>
         </w:tc>
@@ -1339,7 +2821,7 @@
                 <w:color w:val="2B2B2B"/>
                 <w:sz w:val="20"/>
               </w:rPr>
-              <w:t>Corte único · EV05 50% + EXAM 50%</w:t>
+              <w:t>Art. 52 · 30/30/40 · mismos 8 ítems</w:t>
             </w:r>
           </w:p>
         </w:tc>
@@ -1356,7 +2838,7 @@
                 <w:color w:val="2B2B2B"/>
                 <w:sz w:val="20"/>
               </w:rPr>
-              <w:t>15/11/2026</w:t>
+              <w:t>22/11/2026</w:t>
             </w:r>
           </w:p>
         </w:tc>
@@ -1377,7 +2859,7 @@
                 <w:color w:val="2B2B2B"/>
                 <w:sz w:val="20"/>
               </w:rPr>
-              <w:t>TG3 54466/54467 · TG2</w:t>
+              <w:t>TG3 54450</w:t>
             </w:r>
           </w:p>
         </w:tc>
@@ -1396,7 +2878,7 @@
                 <w:color w:val="2B2B2B"/>
                 <w:sz w:val="20"/>
               </w:rPr>
-              <w:t>Según syllabus / Art. 52</w:t>
+              <w:t>Art. 52 · 30/30/40 · mismos 8 ítems (ACA Final 32% · auto y coev 2%)</w:t>
             </w:r>
           </w:p>
         </w:tc>
@@ -1405,6 +2887,59 @@
             <w:tcW w:type="dxa" w:w="3264"/>
             <w:shd w:val="clear" w:fill="F5F7F5"/>
             <w:shd w:val="clear" w:fill="F5F7F5"/>
+          </w:tcPr>
+          <w:p>
+            <w:r/>
+            <w:r>
+              <w:rPr>
+                <w:rFonts w:ascii="Calibri" w:hAnsi="Calibri"/>
+                <w:b w:val="0"/>
+                <w:color w:val="2B2B2B"/>
+                <w:sz w:val="20"/>
+              </w:rPr>
+              <w:t>15/11/2026</w:t>
+            </w:r>
+          </w:p>
+        </w:tc>
+      </w:tr>
+      <w:tr>
+        <w:tc>
+          <w:tcPr>
+            <w:tcW w:type="dxa" w:w="3264"/>
+          </w:tcPr>
+          <w:p>
+            <w:r/>
+            <w:r>
+              <w:rPr>
+                <w:rFonts w:ascii="Calibri" w:hAnsi="Calibri"/>
+                <w:b w:val="0"/>
+                <w:color w:val="2B2B2B"/>
+                <w:sz w:val="20"/>
+              </w:rPr>
+              <w:t>TG3 54466/54467</w:t>
+            </w:r>
+          </w:p>
+        </w:tc>
+        <w:tc>
+          <w:tcPr>
+            <w:tcW w:type="dxa" w:w="3264"/>
+          </w:tcPr>
+          <w:p>
+            <w:r/>
+            <w:r>
+              <w:rPr>
+                <w:rFonts w:ascii="Calibri" w:hAnsi="Calibri"/>
+                <w:b w:val="0"/>
+                <w:color w:val="2B2B2B"/>
+                <w:sz w:val="20"/>
+              </w:rPr>
+              <w:t>ídem TG3 54450, con recepción y cierre una semana después</w:t>
+            </w:r>
+          </w:p>
+        </w:tc>
+        <w:tc>
+          <w:tcPr>
+            <w:tcW w:type="dxa" w:w="3264"/>
           </w:tcPr>
           <w:p>
             <w:r/>
@@ -1498,7 +3033,7 @@
                 <w:color w:val="2B2B2B"/>
                 <w:sz w:val="20"/>
               </w:rPr>
-              <w:t>Cortes / EV publicados</w:t>
+              <w:t>Los 8 ítems del corte publicados</w:t>
             </w:r>
           </w:p>
         </w:tc>
@@ -1515,7 +3050,25 @@
                 <w:color w:val="2B2B2B"/>
                 <w:sz w:val="20"/>
               </w:rPr>
-              <w:t>Actividades y gradebook en CDigital</w:t>
+              <w:t xml:space="preserve">Actividad </w:t>
+            </w:r>
+            <w:r>
+              <w:rPr>
+                <w:rFonts w:ascii="Calibri" w:hAnsi="Calibri"/>
+                <w:b/>
+                <w:color w:val="2B2B2B"/>
+                <w:sz w:val="20"/>
+              </w:rPr>
+              <w:t>creada</w:t>
+            </w:r>
+            <w:r>
+              <w:rPr>
+                <w:rFonts w:ascii="Calibri" w:hAnsi="Calibri"/>
+                <w:b w:val="0"/>
+                <w:color w:val="2B2B2B"/>
+                <w:sz w:val="20"/>
+              </w:rPr>
+              <w:t xml:space="preserve"> + nota en el gradebook de CDigital (no basta el ítem del libro)</w:t>
             </w:r>
           </w:p>
         </w:tc>
@@ -1536,7 +3089,7 @@
                 <w:color w:val="2B2B2B"/>
                 <w:sz w:val="20"/>
               </w:rPr>
-              <w:t>Sin auto/coeval con % propio</w:t>
+              <w:t>Quices y parciales aplicados</w:t>
             </w:r>
           </w:p>
         </w:tc>
@@ -1555,7 +3108,7 @@
                 <w:color w:val="2B2B2B"/>
                 <w:sz w:val="20"/>
               </w:rPr>
-              <w:t>Syllabus SIAC sin esos componentes</w:t>
+              <w:t>Cuestionario en CDigital con ventana cerrada en día de clase</w:t>
             </w:r>
           </w:p>
         </w:tc>
@@ -1574,7 +3127,7 @@
                 <w:color w:val="2B2B2B"/>
                 <w:sz w:val="20"/>
               </w:rPr>
-              <w:t>Festivos = autónomas</w:t>
+              <w:t>Coevaluación = foro</w:t>
             </w:r>
           </w:p>
         </w:tc>
@@ -1591,7 +3144,7 @@
                 <w:color w:val="2B2B2B"/>
                 <w:sz w:val="20"/>
               </w:rPr>
-              <w:t>Calendar + actividad en CDigital</w:t>
+              <w:t>Foro con participación registrada en su ventana (no una entrega de archivo)</w:t>
             </w:r>
           </w:p>
         </w:tc>
@@ -1612,7 +3165,7 @@
                 <w:color w:val="2B2B2B"/>
                 <w:sz w:val="20"/>
               </w:rPr>
-              <w:t>Notas al cierre</w:t>
+              <w:t>Autoevaluación diligenciada</w:t>
             </w:r>
           </w:p>
         </w:tc>
@@ -1631,7 +3184,119 @@
                 <w:color w:val="2B2B2B"/>
                 <w:sz w:val="20"/>
               </w:rPr>
-              <w:t>Gradebook completo en fecha de oferta</w:t>
+              <w:t>Cuestionario individual respondido dentro de la ventana</w:t>
+            </w:r>
+          </w:p>
+        </w:tc>
+      </w:tr>
+      <w:tr>
+        <w:tc>
+          <w:tcPr>
+            <w:tcW w:type="dxa" w:w="4896"/>
+          </w:tcPr>
+          <w:p>
+            <w:r/>
+            <w:r>
+              <w:rPr>
+                <w:rFonts w:ascii="Calibri" w:hAnsi="Calibri"/>
+                <w:b w:val="0"/>
+                <w:color w:val="2B2B2B"/>
+                <w:sz w:val="20"/>
+              </w:rPr>
+              <w:t>Suma de pesos correcta</w:t>
+            </w:r>
+          </w:p>
+        </w:tc>
+        <w:tc>
+          <w:tcPr>
+            <w:tcW w:type="dxa" w:w="4896"/>
+          </w:tcPr>
+          <w:p>
+            <w:r/>
+            <w:r>
+              <w:rPr>
+                <w:rFonts w:ascii="Calibri" w:hAnsi="Calibri"/>
+                <w:b w:val="0"/>
+                <w:color w:val="2B2B2B"/>
+                <w:sz w:val="20"/>
+              </w:rPr>
+              <w:t>30 + 30 + 40 = 100 en el libro de calificaciones</w:t>
+            </w:r>
+          </w:p>
+        </w:tc>
+      </w:tr>
+      <w:tr>
+        <w:tc>
+          <w:tcPr>
+            <w:tcW w:type="dxa" w:w="4896"/>
+            <w:shd w:val="clear" w:fill="F5F7F5"/>
+            <w:shd w:val="clear" w:fill="F5F7F5"/>
+          </w:tcPr>
+          <w:p>
+            <w:r/>
+            <w:r>
+              <w:rPr>
+                <w:rFonts w:ascii="Calibri" w:hAnsi="Calibri"/>
+                <w:b w:val="0"/>
+                <w:color w:val="2B2B2B"/>
+                <w:sz w:val="20"/>
+              </w:rPr>
+              <w:t>Festivos = autónomas</w:t>
+            </w:r>
+          </w:p>
+        </w:tc>
+        <w:tc>
+          <w:tcPr>
+            <w:tcW w:type="dxa" w:w="4896"/>
+            <w:shd w:val="clear" w:fill="F5F7F5"/>
+            <w:shd w:val="clear" w:fill="F5F7F5"/>
+          </w:tcPr>
+          <w:p>
+            <w:r/>
+            <w:r>
+              <w:rPr>
+                <w:rFonts w:ascii="Calibri" w:hAnsi="Calibri"/>
+                <w:b w:val="0"/>
+                <w:color w:val="2B2B2B"/>
+                <w:sz w:val="20"/>
+              </w:rPr>
+              <w:t>Calendar + actividad en CDigital</w:t>
+            </w:r>
+          </w:p>
+        </w:tc>
+      </w:tr>
+      <w:tr>
+        <w:tc>
+          <w:tcPr>
+            <w:tcW w:type="dxa" w:w="4896"/>
+          </w:tcPr>
+          <w:p>
+            <w:r/>
+            <w:r>
+              <w:rPr>
+                <w:rFonts w:ascii="Calibri" w:hAnsi="Calibri"/>
+                <w:b w:val="0"/>
+                <w:color w:val="2B2B2B"/>
+                <w:sz w:val="20"/>
+              </w:rPr>
+              <w:t>Notas al cierre</w:t>
+            </w:r>
+          </w:p>
+        </w:tc>
+        <w:tc>
+          <w:tcPr>
+            <w:tcW w:type="dxa" w:w="4896"/>
+          </w:tcPr>
+          <w:p>
+            <w:r/>
+            <w:r>
+              <w:rPr>
+                <w:rFonts w:ascii="Calibri" w:hAnsi="Calibri"/>
+                <w:b w:val="0"/>
+                <w:color w:val="2B2B2B"/>
+                <w:sz w:val="20"/>
+              </w:rPr>
+              <w:t>Gradebook completo en la fecha de oferta del grupo</w:t>
             </w:r>
           </w:p>
         </w:tc>
@@ -1650,6 +3315,108 @@
           <w:sz w:val="32"/>
         </w:rPr>
         <w:t>Fuentes citadas (rutas / URLs)</w:t>
+      </w:r>
+    </w:p>
+    <w:p>
+      <w:pPr>
+        <w:pStyle w:val="ListBullet"/>
+      </w:pPr>
+      <w:r>
+        <w:rPr>
+          <w:rFonts w:ascii="Calibri" w:hAnsi="Calibri"/>
+          <w:b/>
+          <w:color w:val="2B2B2B"/>
+          <w:sz w:val="22"/>
+        </w:rPr>
+        <w:t>`AUDITORIA CDigital 2026-08-10.md` §2</w:t>
+      </w:r>
+      <w:r>
+        <w:rPr>
+          <w:rFonts w:ascii="Calibri" w:hAnsi="Calibri"/>
+          <w:b w:val="0"/>
+          <w:color w:val="2B2B2B"/>
+          <w:sz w:val="22"/>
+        </w:rPr>
+        <w:t xml:space="preserve"> (raíz del workspace) — estructura real del libro de calificaciones; fuente de verdad de este checklist</w:t>
+      </w:r>
+    </w:p>
+    <w:p>
+      <w:pPr>
+        <w:pStyle w:val="ListBullet"/>
+      </w:pPr>
+      <w:r>
+        <w:rPr>
+          <w:rFonts w:ascii="Calibri" w:hAnsi="Calibri"/>
+          <w:b/>
+          <w:color w:val="2B2B2B"/>
+          <w:sz w:val="22"/>
+        </w:rPr>
+        <w:t>`config/cursos/fechas_entrega_aca.py`</w:t>
+      </w:r>
+      <w:r>
+        <w:rPr>
+          <w:rFonts w:ascii="Calibri" w:hAnsi="Calibri"/>
+          <w:b w:val="0"/>
+          <w:color w:val="2B2B2B"/>
+          <w:sz w:val="22"/>
+        </w:rPr>
+        <w:t xml:space="preserve"> — ítems, tipos, pesos y ventanas (regenerar los documentos con </w:t>
+      </w:r>
+      <w:r>
+        <w:rPr>
+          <w:rFonts w:ascii="Consolas" w:hAnsi="Consolas"/>
+          <w:color w:val="111111"/>
+          <w:sz w:val="21"/>
+        </w:rPr>
+        <w:t>sync_manuales_fechas.py</w:t>
+      </w:r>
+      <w:r>
+        <w:rPr>
+          <w:rFonts w:ascii="Calibri" w:hAnsi="Calibri"/>
+          <w:b w:val="0"/>
+          <w:color w:val="2B2B2B"/>
+          <w:sz w:val="22"/>
+        </w:rPr>
+        <w:t xml:space="preserve"> y </w:t>
+      </w:r>
+      <w:r>
+        <w:rPr>
+          <w:rFonts w:ascii="Consolas" w:hAnsi="Consolas"/>
+          <w:color w:val="111111"/>
+          <w:sz w:val="21"/>
+        </w:rPr>
+        <w:t>build_pregrado_cursos.py --calendar-only</w:t>
+      </w:r>
+      <w:r>
+        <w:rPr>
+          <w:rFonts w:ascii="Calibri" w:hAnsi="Calibri"/>
+          <w:b w:val="0"/>
+          <w:color w:val="2B2B2B"/>
+          <w:sz w:val="22"/>
+        </w:rPr>
+        <w:t>)</w:t>
+      </w:r>
+    </w:p>
+    <w:p>
+      <w:pPr>
+        <w:pStyle w:val="ListBullet"/>
+      </w:pPr>
+      <w:r>
+        <w:rPr>
+          <w:rFonts w:ascii="Consolas" w:hAnsi="Consolas"/>
+          <w:color w:val="111111"/>
+          <w:sz w:val="21"/>
+        </w:rPr>
+        <w:t>&lt;Curso&gt;/Calendario de clases (oficial).md</w:t>
+      </w:r>
+      <w:r>
+        <w:rPr>
+          <w:rFonts w:ascii="Calibri" w:hAnsi="Calibri"/>
+          <w:b w:val="0"/>
+          <w:color w:val="2B2B2B"/>
+          <w:sz w:val="22"/>
+        </w:rPr>
+        <w:t xml:space="preserve"> → «Evaluación en el aula» — en qué sesión cae cada quiz y cada parcial</w:t>
       </w:r>
     </w:p>
     <w:p>
@@ -1807,7 +3574,7 @@
         <w:color w:val="0C2340"/>
         <w:sz w:val="16"/>
       </w:rPr>
-      <w:t>CUN · Checklist de cierre · estudiantes y directivos</w:t>
+      <w:t>CUN · Vigilada Mineducación · Material de curso</w:t>
     </w:r>
     <w:r>
       <w:rPr>
